--- a/az/wisdom-stories/beyond-the-cotton-field.docx
+++ b/az/wisdom-stories/beyond-the-cotton-field.docx
@@ -40,7 +40,7 @@
         <w:rPr>
           <w:lang/>
         </w:rPr>
-        <w:t>Aydın müəllim məktəbimizin və bizim ağır vəziyyətimizi görəndə kədərləndi. Məktəbi bitirəndən sonra hamımızın pambıq tarlasında işləməli olacağını eşidəndə isə gözləri doldu.</w:t>
+        <w:t>Aydın müəllim məktəbimizin və bizim ağır vəziyyətimizi görəndə kədərləndi. Məktəbi bitirəndən sonra hamımızın pambıq tarlasında işləməli olacağımızı eşidəndə isə gözləri doldu.</w:t>
       </w:r>
     </w:p>
     <w:p>
